--- a/amidar-defense/כתב הגנה - נוסח מקוצר 5 עמודים.docx
+++ b/amidar-defense/כתב הגנה - נוסח מקוצר 5 עמודים.docx
@@ -666,7 +666,7 @@
         <w:keepNext/>
         <w:keepLines/>
         <w:bidi/>
-        <w:spacing w:after="200" w:before="320" w:line="360" w:lineRule="auto"/>
+        <w:spacing w:after="160" w:before="240" w:line="360" w:lineRule="auto"/>
         <w:jc w:val="center"/>
       </w:pPr>
       <w:r>
@@ -689,7 +689,7 @@
         <w:keepNext/>
         <w:keepLines/>
         <w:bidi/>
-        <w:spacing w:after="140" w:before="260" w:line="360" w:lineRule="auto"/>
+        <w:spacing w:after="110" w:before="180" w:line="360" w:lineRule="auto"/>
         <w:jc w:val="start"/>
       </w:pPr>
       <w:r>
@@ -763,7 +763,7 @@
           <w:szCs w:val="24"/>
           <w:rtl/>
         </w:rPr>
-        <w:t xml:space="preserve"> בעמוד השער לכתב תביעתה מציינת התובעת כי תלויה ועומדת נגד הנתבעת תביעה לסילוק יד מן הדירה, ת"א 12718-06-26, "בגין אותה מסכת עובדתית". תקנה 24 לתקנות סדר הדין האזרחי, התשע"ט-2018 מחייבת לאחד בכתב תביעה אחד את כל עילות התביעה בשל אותה מסכת עובדתית, ותקנה 25(ב) מחייבת לכלול בו את כל הסעדים, זולת אם ניתנה רשות לפיצול. לא נטען ולא הוצג כי ניתנה רשות כזו. דין התביעה להימחק; למצער, מתבקש איחוד הדיון בשני ההליכים.</w:t>
+        <w:t xml:space="preserve"> בעמוד השער לכתב תביעתה מציינת התובעת כי תלויה ועומדת נגד הנתבעת תביעה לסילוק יד, ת"א 12718-06-26, "בגין אותה מסכת עובדתית". תקנות 24 ו-25(ב) לתקנות סדר הדין האזרחי, התשע"ט-2018 מחייבות לאחד בכתב תביעה אחד את כל עילות התביעה והסעדים בשל אותה מסכת עובדתית, זולת אם ניתנה רשות לפיצול; רשות כזו לא נטענה ולא הוצגה. דין התביעה להימחק, ולמצער מתבקש איחוד הדיון בשני ההליכים.</w:t>
       </w:r>
     </w:p>
     <w:p>
@@ -881,7 +881,7 @@
           <w:szCs w:val="24"/>
           <w:rtl/>
         </w:rPr>
-        <w:t xml:space="preserve"> בתובענה במסלול דיון מהיר חייב בעל דין לצרף לכתב טענותיו את המסמכים הנוגעים לעניין (תקנה 79(א)(2)). התובעת לא צירפה את החלטת הוועדה; את בקשת הנתבעת להכרה כדיירת ממשיכה; כל הודעה לנתבעת; ולו התראה אחת מ"ההתראות החוזרות ונשנות" הנטענות בסעיף 2 לכתב התביעה; חוות דעת בדבר שווי דמי שימוש ראויים; והשוברים והקבלות שלפיהם גבתה כספים מן הנתבעת. מתבקש לקבוע כי לא תורשה התובעת להסתמך על מסמכים אלה כראיה מטעמה.</w:t>
+        <w:t xml:space="preserve"> בדיון מהיר חייב בעל דין לצרף לכתב טענותיו את המסמכים הנוגעים לעניין (תקנה 79(א)(2)). התובעת לא צירפה את החלטת הוועדה, את בקשת הנתבעת להכרה כדיירת ממשיכה, כל הודעה שנמסרה לנתבעת, ולו התראה אחת מ"ההתראות החוזרות ונשנות" הנטענות בסעיף 2 לכתב התביעה, חוות דעת בדבר שווי דמי שימוש ראויים, ואת השוברים והקבלות שלפיהם גבתה כספים. מתבקש לקבוע כי לא תורשה להסתמך עליהם כראיה.</w:t>
       </w:r>
     </w:p>
     <w:p>
@@ -948,7 +948,7 @@
         <w:keepNext/>
         <w:keepLines/>
         <w:bidi/>
-        <w:spacing w:after="140" w:before="260" w:line="360" w:lineRule="auto"/>
+        <w:spacing w:after="110" w:before="180" w:line="360" w:lineRule="auto"/>
         <w:jc w:val="start"/>
       </w:pPr>
       <w:r>
@@ -1001,15 +1001,28 @@
       <w:r>
         <w:rPr>
           <w:rFonts w:ascii="David" w:cs="David" w:eastAsia="David" w:hAnsi="David"/>
-          <w:b w:val="false"/>
-          <w:bCs w:val="false"/>
-          <w:i w:val="false"/>
-          <w:iCs w:val="false"/>
-          <w:sz w:val="24"/>
-          <w:szCs w:val="24"/>
-          <w:rtl/>
-        </w:rPr>
-        <w:t xml:space="preserve">הנתבעת אינה פולשת. היא בתו של הדייר החוזי, מר מנבר וונדימאג'ן ז"ל, שהתגורר בדירה מיום 8.8.1996 ועד לפטירתו ביום 16.2.2024. הנתבעת התגוררה עמו בדירה למעלה משלוש שנים בסמוך לפטירתו, וטיפלה בו בשנותיו האחרונות. משכך היא באה בגדר "דייר ממשיך" כהגדרתו בסעיף 1 לחוק זכויות הדייר בדיור הציבורי, התשנ"ח-1998.</w:t>
+          <w:b/>
+          <w:bCs/>
+          <w:i w:val="false"/>
+          <w:iCs w:val="false"/>
+          <w:sz w:val="24"/>
+          <w:szCs w:val="24"/>
+          <w:rtl/>
+        </w:rPr>
+        <w:t xml:space="preserve">הנתבעת אינה פולשת.</w:t>
+      </w:r>
+      <w:r>
+        <w:rPr>
+          <w:rFonts w:ascii="David" w:cs="David" w:eastAsia="David" w:hAnsi="David"/>
+          <w:b w:val="false"/>
+          <w:bCs w:val="false"/>
+          <w:i w:val="false"/>
+          <w:iCs w:val="false"/>
+          <w:sz w:val="24"/>
+          <w:szCs w:val="24"/>
+          <w:rtl/>
+        </w:rPr>
+        <w:t xml:space="preserve"> היא בתו של הדייר החוזי, מר מנבר וונדימאג'ן ז"ל, שהתגורר בדירה מיום 8.8.1996 ועד לפטירתו ביום 16.2.2024. הנתבעת התגוררה עמו בדירה למעלה משלוש שנים בסמוך לפטירתו וטיפלה בו בשנותיו האחרונות, ומשכך היא "דייר ממשיך" כהגדרתו בסעיף 1 לחוק זכויות הדייר בדיור הציבורי, התשנ"ח-1998. אף התובעת נהגה בה ככזו: היא קיבלה את בקשתה להכרה כדיירת ממשיכה והביאה אותה בפני ועדה מטעמה.</w:t>
       </w:r>
     </w:p>
     <w:p>
@@ -1047,15 +1060,28 @@
       <w:r>
         <w:rPr>
           <w:rFonts w:ascii="David" w:cs="David" w:eastAsia="David" w:hAnsi="David"/>
-          <w:b w:val="false"/>
-          <w:bCs w:val="false"/>
-          <w:i w:val="false"/>
-          <w:iCs w:val="false"/>
-          <w:sz w:val="24"/>
-          <w:szCs w:val="24"/>
-          <w:rtl/>
-        </w:rPr>
-        <w:t xml:space="preserve">התובעת עצמה לא ראתה בנתבעת פולשת. בביקור שערכה בדירה ביום 3.7.2024, לאחר שידעה על הפטירה, רשמה נציגתה כי סטטוס החוזה "פעיל", כי שכר הדירה נטו הוא 221.19 ₪, כי הנחת המדרוג בתוקף עד 30.9.2024, וכי "חוב בתביעה" הוא 0.</w:t>
+          <w:b/>
+          <w:bCs/>
+          <w:i w:val="false"/>
+          <w:iCs w:val="false"/>
+          <w:sz w:val="24"/>
+          <w:szCs w:val="24"/>
+          <w:rtl/>
+        </w:rPr>
+        <w:t xml:space="preserve">גם לשיטת התובעת אין מדובר בהחזקה שלא כדין.</w:t>
+      </w:r>
+      <w:r>
+        <w:rPr>
+          <w:rFonts w:ascii="David" w:cs="David" w:eastAsia="David" w:hAnsi="David"/>
+          <w:b w:val="false"/>
+          <w:bCs w:val="false"/>
+          <w:i w:val="false"/>
+          <w:iCs w:val="false"/>
+          <w:sz w:val="24"/>
+          <w:szCs w:val="24"/>
+          <w:rtl/>
+        </w:rPr>
+        <w:t xml:space="preserve"> סעיף 3(א) לחוק אינו קובע כי דייר ממשיך שאינו זכאי באופן עצמאי הופך לפולש, אלא כי עליו לפנות את הדירה "בתוך תשעה חודשים מהמועד שבו נמסרה לו הודעה מאת משרד הבינוי והשיכון, בדבר אי-זכאותו לדירה ציבורית לפי הכללים". הודעה כזו מעולם לא נמסרה לנתבעת, ואיננה בין נספחי כתב התביעה. כל עוד לא נמסרה, ובמשך תשעה חודשים לאחריה, החזקת הנתבעת בדירה כדין ולא קמה עילה לדמי שימוש ראויים.</w:t>
       </w:r>
     </w:p>
     <w:p>
@@ -1093,15 +1119,28 @@
       <w:r>
         <w:rPr>
           <w:rFonts w:ascii="David" w:cs="David" w:eastAsia="David" w:hAnsi="David"/>
-          <w:b w:val="false"/>
-          <w:bCs w:val="false"/>
-          <w:i w:val="false"/>
-          <w:iCs w:val="false"/>
-          <w:sz w:val="24"/>
-          <w:szCs w:val="24"/>
-          <w:rtl/>
-        </w:rPr>
-        <w:t xml:space="preserve">התובעת גבתה תשלומים בפועל: קבלה על שכר דירה מיום 23.7.2024 ששולמה, ותשלום נוסף של 2,911.01 ₪ ביום 27.3.2025. אף לפי הכרטסת שערכה התובעת, מספר חודשי אי-התשלום עומד על 12 מתוך למעלה מעשרים וארבעה חודשי התקופה הנטענת.</w:t>
+          <w:b/>
+          <w:bCs/>
+          <w:i w:val="false"/>
+          <w:iCs w:val="false"/>
+          <w:sz w:val="24"/>
+          <w:szCs w:val="24"/>
+          <w:rtl/>
+        </w:rPr>
+        <w:t xml:space="preserve">התובעת עצמה לא ראתה בנתבעת פולשת.</w:t>
+      </w:r>
+      <w:r>
+        <w:rPr>
+          <w:rFonts w:ascii="David" w:cs="David" w:eastAsia="David" w:hAnsi="David"/>
+          <w:b w:val="false"/>
+          <w:bCs w:val="false"/>
+          <w:i w:val="false"/>
+          <w:iCs w:val="false"/>
+          <w:sz w:val="24"/>
+          <w:szCs w:val="24"/>
+          <w:rtl/>
+        </w:rPr>
+        <w:t xml:space="preserve"> בביקור שערכה בדירה ביום 3.7.2024, לאחר שידעה על הפטירה, רשמה נציגתה כי סטטוס החוזה "פעיל", כי שכר הדירה נטו הוא 221.19 ₪, כי הנחת המדרוג בתוקף עד 30.9.2024, וכי "חוב בתביעה" הוא 0.</w:t>
       </w:r>
     </w:p>
     <w:p>
@@ -1139,15 +1178,28 @@
       <w:r>
         <w:rPr>
           <w:rFonts w:ascii="David" w:cs="David" w:eastAsia="David" w:hAnsi="David"/>
-          <w:b w:val="false"/>
-          <w:bCs w:val="false"/>
-          <w:i w:val="false"/>
-          <w:iCs w:val="false"/>
-          <w:sz w:val="24"/>
-          <w:szCs w:val="24"/>
-          <w:rtl/>
-        </w:rPr>
-        <w:t xml:space="preserve">החלטת הוועדה בטלה. היא ניתנה ללא הנמקה, ללא שימוע וללא המצאה, על יסוד תשתית עובדתית שגויה, ותוך יישום תנאי מחמיר מזה שקבע המחוקק. הנתבעת תוקפת אותה בתקיפה עקיפה.</w:t>
+          <w:b/>
+          <w:bCs/>
+          <w:i w:val="false"/>
+          <w:iCs w:val="false"/>
+          <w:sz w:val="24"/>
+          <w:szCs w:val="24"/>
+          <w:rtl/>
+        </w:rPr>
+        <w:t xml:space="preserve">התובעת גבתה תשלומים בפועל:</w:t>
+      </w:r>
+      <w:r>
+        <w:rPr>
+          <w:rFonts w:ascii="David" w:cs="David" w:eastAsia="David" w:hAnsi="David"/>
+          <w:b w:val="false"/>
+          <w:bCs w:val="false"/>
+          <w:i w:val="false"/>
+          <w:iCs w:val="false"/>
+          <w:sz w:val="24"/>
+          <w:szCs w:val="24"/>
+          <w:rtl/>
+        </w:rPr>
+        <w:t xml:space="preserve"> קבלה על שכר דירה מיום 23.7.2024 ששולמה, ותשלום נוסף של 2,911.01 ₪ ביום 27.3.2025. אף לפי הכרטסת שערכה התובעת, מספר חודשי אי-התשלום עומד על 12 מתוך למעלה מעשרים וארבעה חודשי התקופה הנטענת.</w:t>
       </w:r>
     </w:p>
     <w:p>
@@ -1185,15 +1237,87 @@
       <w:r>
         <w:rPr>
           <w:rFonts w:ascii="David" w:cs="David" w:eastAsia="David" w:hAnsi="David"/>
-          <w:b w:val="false"/>
-          <w:bCs w:val="false"/>
-          <w:i w:val="false"/>
-          <w:iCs w:val="false"/>
-          <w:sz w:val="24"/>
-          <w:szCs w:val="24"/>
-          <w:rtl/>
-        </w:rPr>
-        <w:t xml:space="preserve">הסכום הנתבע לא הוכח. לא הוצגה חוות דעת ולא כל אסמכתה חיצונית לשווי דמי שימוש ראויים בדירה. החיוב החודשי שגזרה התובעת לעצמה עומד על פי שלושה עשר משכר הדירה נטו שהיא עצמה קבעה באותה תקופה.</w:t>
+          <w:b/>
+          <w:bCs/>
+          <w:i w:val="false"/>
+          <w:iCs w:val="false"/>
+          <w:sz w:val="24"/>
+          <w:szCs w:val="24"/>
+          <w:rtl/>
+        </w:rPr>
+        <w:t xml:space="preserve">החלטת הוועדה בטלה.</w:t>
+      </w:r>
+      <w:r>
+        <w:rPr>
+          <w:rFonts w:ascii="David" w:cs="David" w:eastAsia="David" w:hAnsi="David"/>
+          <w:b w:val="false"/>
+          <w:bCs w:val="false"/>
+          <w:i w:val="false"/>
+          <w:iCs w:val="false"/>
+          <w:sz w:val="24"/>
+          <w:szCs w:val="24"/>
+          <w:rtl/>
+        </w:rPr>
+        <w:t xml:space="preserve"> היא ניתנה ללא הנמקה, ללא שימוע וללא המצאה, על יסוד תשתית עובדתית שגויה, ומבלי שנבחנה כלל זכאותה העצמאית של הנתבעת לדירה ציבורית. הנתבעת תוקפת אותה בתקיפה עקיפה.</w:t>
+      </w:r>
+    </w:p>
+    <w:p>
+      <w:pPr>
+        <w:tabs>
+          <w:tab w:val="start" w:pos="480"/>
+        </w:tabs>
+        <w:bidi/>
+        <w:spacing w:after="90" w:line="360" w:lineRule="auto"/>
+        <w:ind w:start="480" w:hanging="480"/>
+        <w:jc w:val="both"/>
+      </w:pPr>
+      <w:r>
+        <w:rPr>
+          <w:rFonts w:ascii="David" w:cs="David" w:eastAsia="David" w:hAnsi="David"/>
+          <w:b w:val="false"/>
+          <w:bCs w:val="false"/>
+          <w:i w:val="false"/>
+          <w:iCs w:val="false"/>
+          <w:sz w:val="24"/>
+          <w:szCs w:val="24"/>
+          <w:rtl/>
+        </w:rPr>
+        <w:t xml:space="preserve">10.</w:t>
+      </w:r>
+      <w:r>
+        <w:rPr>
+          <w:rFonts w:ascii="David" w:cs="David" w:eastAsia="David" w:hAnsi="David"/>
+          <w:sz w:val="24"/>
+          <w:szCs w:val="24"/>
+          <w:rtl/>
+        </w:rPr>
+        <w:tab/>
+      </w:r>
+      <w:r>
+        <w:rPr>
+          <w:rFonts w:ascii="David" w:cs="David" w:eastAsia="David" w:hAnsi="David"/>
+          <w:b/>
+          <w:bCs/>
+          <w:i w:val="false"/>
+          <w:iCs w:val="false"/>
+          <w:sz w:val="24"/>
+          <w:szCs w:val="24"/>
+          <w:rtl/>
+        </w:rPr>
+        <w:t xml:space="preserve">הסכום הנתבע לא הוכח.</w:t>
+      </w:r>
+      <w:r>
+        <w:rPr>
+          <w:rFonts w:ascii="David" w:cs="David" w:eastAsia="David" w:hAnsi="David"/>
+          <w:b w:val="false"/>
+          <w:bCs w:val="false"/>
+          <w:i w:val="false"/>
+          <w:iCs w:val="false"/>
+          <w:sz w:val="24"/>
+          <w:szCs w:val="24"/>
+          <w:rtl/>
+        </w:rPr>
+        <w:t xml:space="preserve"> לא הוצגה חוות דעת ולא כל אסמכתה חיצונית לשווי דמי שימוש ראויים בדירה. החיוב החודשי שגזרה התובעת לעצמה עומד על פי שלושה עשר משכר הדירה נטו שהיא עצמה קבעה באותה תקופה.</w:t>
       </w:r>
     </w:p>
     <w:p>
@@ -1201,7 +1325,7 @@
         <w:keepNext/>
         <w:keepLines/>
         <w:bidi/>
-        <w:spacing w:after="140" w:before="260" w:line="360" w:lineRule="auto"/>
+        <w:spacing w:after="110" w:before="180" w:line="360" w:lineRule="auto"/>
         <w:jc w:val="start"/>
       </w:pPr>
       <w:r>
@@ -1240,7 +1364,7 @@
           <w:szCs w:val="24"/>
           <w:rtl/>
         </w:rPr>
-        <w:t xml:space="preserve">10.</w:t>
+        <w:t xml:space="preserve">11.</w:t>
       </w:r>
       <w:r>
         <w:rPr>
@@ -1270,7 +1394,7 @@
         <w:keepNext/>
         <w:keepLines/>
         <w:bidi/>
-        <w:spacing w:after="200" w:before="320" w:line="360" w:lineRule="auto"/>
+        <w:spacing w:after="160" w:before="240" w:line="360" w:lineRule="auto"/>
         <w:jc w:val="center"/>
       </w:pPr>
       <w:r>
@@ -1293,7 +1417,7 @@
         <w:keepNext/>
         <w:keepLines/>
         <w:bidi/>
-        <w:spacing w:after="140" w:before="260" w:line="360" w:lineRule="auto"/>
+        <w:spacing w:after="110" w:before="180" w:line="360" w:lineRule="auto"/>
         <w:jc w:val="start"/>
       </w:pPr>
       <w:r>
@@ -1332,7 +1456,7 @@
           <w:szCs w:val="24"/>
           <w:rtl/>
         </w:rPr>
-        <w:t xml:space="preserve">11.</w:t>
+        <w:t xml:space="preserve">12.</w:t>
       </w:r>
       <w:r>
         <w:rPr>
@@ -1378,29 +1502,29 @@
           <w:szCs w:val="24"/>
           <w:rtl/>
         </w:rPr>
-        <w:t xml:space="preserve">12.</w:t>
-      </w:r>
-      <w:r>
-        <w:rPr>
-          <w:rFonts w:ascii="David" w:cs="David" w:eastAsia="David" w:hAnsi="David"/>
-          <w:sz w:val="24"/>
-          <w:szCs w:val="24"/>
-          <w:rtl/>
-        </w:rPr>
-        <w:tab/>
-      </w:r>
-      <w:r>
-        <w:rPr>
-          <w:rFonts w:ascii="David" w:cs="David" w:eastAsia="David" w:hAnsi="David"/>
-          <w:b w:val="false"/>
-          <w:bCs w:val="false"/>
-          <w:i w:val="false"/>
-          <w:iCs w:val="false"/>
-          <w:sz w:val="24"/>
-          <w:szCs w:val="24"/>
-          <w:rtl/>
-        </w:rPr>
-        <w:t xml:space="preserve">התובעת נסמכת על "ביקורי מעגל" ועל הצהרות שהחתימה את המנוח, לפיהן התגורר בגפו. אלה מסמכים שהתובעת ניסחה, הדפיסה והחתימה עליהם קשיש עולה מאתיופיה, כשהרובריקות "באיזו שפה נערך הביקור" ו"נכח מתרגם" נותרו ריקות. באותם טפסים נרשם כי מספר ילדיו הוא "0" לצד מצב משפחתי "חד הורי", ותאריך לידתו נרשם כ-1.7.1943 בעוד תעודת הפטירה נוקבת ב-23.9.1943.</w:t>
+        <w:t xml:space="preserve">13.</w:t>
+      </w:r>
+      <w:r>
+        <w:rPr>
+          <w:rFonts w:ascii="David" w:cs="David" w:eastAsia="David" w:hAnsi="David"/>
+          <w:sz w:val="24"/>
+          <w:szCs w:val="24"/>
+          <w:rtl/>
+        </w:rPr>
+        <w:tab/>
+      </w:r>
+      <w:r>
+        <w:rPr>
+          <w:rFonts w:ascii="David" w:cs="David" w:eastAsia="David" w:hAnsi="David"/>
+          <w:b w:val="false"/>
+          <w:bCs w:val="false"/>
+          <w:i w:val="false"/>
+          <w:iCs w:val="false"/>
+          <w:sz w:val="24"/>
+          <w:szCs w:val="24"/>
+          <w:rtl/>
+        </w:rPr>
+        <w:t xml:space="preserve">התובעת נסמכת על "ביקורי מעגל" ועל הצהרות שהחתימה את המנוח, לפיהן התגורר בגפו. אלה מסמכים שהתובעת ניסחה והחתימה עליהם קשיש עולה מאתיופיה, כשהרובריקות "באיזו שפה נערך הביקור" ו"נכח מתרגם" נותרו ריקות, ובאותם טפסים עצמם נרשם כי מספר ילדיו "0" לצד מצב משפחתי "חד הורי", ותאריך לידתו נרשם כ-1.7.1943 בעוד תעודת הפטירה נוקבת ב-23.9.1943.</w:t>
       </w:r>
     </w:p>
     <w:p>
@@ -1408,7 +1532,7 @@
         <w:keepNext/>
         <w:keepLines/>
         <w:bidi/>
-        <w:spacing w:after="140" w:before="260" w:line="360" w:lineRule="auto"/>
+        <w:spacing w:after="110" w:before="180" w:line="360" w:lineRule="auto"/>
         <w:jc w:val="start"/>
       </w:pPr>
       <w:r>
@@ -1447,7 +1571,7 @@
           <w:szCs w:val="24"/>
           <w:rtl/>
         </w:rPr>
-        <w:t xml:space="preserve">13.</w:t>
+        <w:t xml:space="preserve">14.</w:t>
       </w:r>
       <w:r>
         <w:rPr>
@@ -1543,7 +1667,7 @@
           <w:szCs w:val="24"/>
           <w:rtl/>
         </w:rPr>
-        <w:t xml:space="preserve">; "שימוש בפועל: מגורים"; "אמצעי תשלום: שובר"; "שכ"ד ברוטו: 1,456.68"; </w:t>
+        <w:t xml:space="preserve">; "שימוש בפועל: מגורים"; </w:t>
       </w:r>
       <w:r>
         <w:rPr>
@@ -1595,7 +1719,7 @@
           <w:szCs w:val="24"/>
           <w:rtl/>
         </w:rPr>
-        <w:t xml:space="preserve">; "סה"כ גובה חוב: 1,355.71"; </w:t>
+        <w:t xml:space="preserve">; </w:t>
       </w:r>
       <w:r>
         <w:rPr>
@@ -1645,7 +1769,7 @@
           <w:szCs w:val="24"/>
           <w:rtl/>
         </w:rPr>
-        <w:t xml:space="preserve">14.</w:t>
+        <w:t xml:space="preserve">15.</w:t>
       </w:r>
       <w:r>
         <w:rPr>
@@ -1674,7 +1798,7 @@
       <w:pPr>
         <w:keepLines/>
         <w:bidi/>
-        <w:spacing w:after="160" w:line="360" w:lineRule="auto"/>
+        <w:spacing w:after="80" w:line="360" w:lineRule="auto"/>
         <w:ind w:start="680" w:end="200"/>
         <w:jc w:val="both"/>
       </w:pPr>
@@ -1713,36 +1837,36 @@
           <w:szCs w:val="24"/>
           <w:rtl/>
         </w:rPr>
-        <w:t xml:space="preserve">15.</w:t>
-      </w:r>
-      <w:r>
-        <w:rPr>
-          <w:rFonts w:ascii="David" w:cs="David" w:eastAsia="David" w:hAnsi="David"/>
-          <w:sz w:val="24"/>
-          <w:szCs w:val="24"/>
-          <w:rtl/>
-        </w:rPr>
-        <w:tab/>
-      </w:r>
-      <w:r>
-        <w:rPr>
-          <w:rFonts w:ascii="David" w:cs="David" w:eastAsia="David" w:hAnsi="David"/>
-          <w:b w:val="false"/>
-          <w:bCs w:val="false"/>
-          <w:i w:val="false"/>
-          <w:iCs w:val="false"/>
-          <w:sz w:val="24"/>
-          <w:szCs w:val="24"/>
-          <w:rtl/>
-        </w:rPr>
-        <w:t xml:space="preserve">ביום 17.9.2024, לאחר המועד הנקוב בפרוטוקול הוועדה (2.9.2024), הוציאה התובעת שובר חדש מס' 9007925756, הפעם על שם הנתבעת, ובו נדרשה לשלם בגין אותם חודשים, בתוספת שניים, סך 21,730.81 ₪ תחת הכותרת "דמי שמוש ראויים" (קוד 103). כך, בגין החודשים 04/2024 עד 07/2024 לכל הפחות, חויבה הדירה פעמיים: פעם בשכר דירה ופעם בדמי שימוש ראויים.</w:t>
+        <w:t xml:space="preserve">16.</w:t>
+      </w:r>
+      <w:r>
+        <w:rPr>
+          <w:rFonts w:ascii="David" w:cs="David" w:eastAsia="David" w:hAnsi="David"/>
+          <w:sz w:val="24"/>
+          <w:szCs w:val="24"/>
+          <w:rtl/>
+        </w:rPr>
+        <w:tab/>
+      </w:r>
+      <w:r>
+        <w:rPr>
+          <w:rFonts w:ascii="David" w:cs="David" w:eastAsia="David" w:hAnsi="David"/>
+          <w:b w:val="false"/>
+          <w:bCs w:val="false"/>
+          <w:i w:val="false"/>
+          <w:iCs w:val="false"/>
+          <w:sz w:val="24"/>
+          <w:szCs w:val="24"/>
+          <w:rtl/>
+        </w:rPr>
+        <w:t xml:space="preserve">ביום 17.9.2024, לאחר המועד הנקוב בפרוטוקול הוועדה (2.9.2024), הוציאה התובעת שובר חדש מס' 9007925756, הפעם על שם הנתבעת, ובו נדרשה לשלם בגין אותם חודשים בתוספת שניים סך 21,730.81 ₪ תחת הכותרת "דמי שמוש ראויים" (קוד 103). כך, בגין החודשים 04/2024 עד 07/2024 לכל הפחות, חויבה הדירה פעמיים.</w:t>
       </w:r>
     </w:p>
     <w:p>
       <w:pPr>
         <w:keepLines/>
         <w:bidi/>
-        <w:spacing w:after="160" w:line="360" w:lineRule="auto"/>
+        <w:spacing w:after="80" w:line="360" w:lineRule="auto"/>
         <w:ind w:start="680" w:end="200"/>
         <w:jc w:val="both"/>
       </w:pPr>
@@ -1781,7 +1905,7 @@
           <w:szCs w:val="24"/>
           <w:rtl/>
         </w:rPr>
-        <w:t xml:space="preserve">16.</w:t>
+        <w:t xml:space="preserve">17.</w:t>
       </w:r>
       <w:r>
         <w:rPr>
@@ -1810,7 +1934,7 @@
       <w:pPr>
         <w:keepLines/>
         <w:bidi/>
-        <w:spacing w:after="160" w:line="360" w:lineRule="auto"/>
+        <w:spacing w:after="80" w:line="360" w:lineRule="auto"/>
         <w:ind w:start="680" w:end="200"/>
         <w:jc w:val="both"/>
       </w:pPr>
@@ -1833,7 +1957,7 @@
         <w:keepNext/>
         <w:keepLines/>
         <w:bidi/>
-        <w:spacing w:after="140" w:before="260" w:line="360" w:lineRule="auto"/>
+        <w:spacing w:after="110" w:before="180" w:line="360" w:lineRule="auto"/>
         <w:jc w:val="start"/>
       </w:pPr>
       <w:r>
@@ -1872,52 +1996,6 @@
           <w:szCs w:val="24"/>
           <w:rtl/>
         </w:rPr>
-        <w:t xml:space="preserve">17.</w:t>
-      </w:r>
-      <w:r>
-        <w:rPr>
-          <w:rFonts w:ascii="David" w:cs="David" w:eastAsia="David" w:hAnsi="David"/>
-          <w:sz w:val="24"/>
-          <w:szCs w:val="24"/>
-          <w:rtl/>
-        </w:rPr>
-        <w:tab/>
-      </w:r>
-      <w:r>
-        <w:rPr>
-          <w:rFonts w:ascii="David" w:cs="David" w:eastAsia="David" w:hAnsi="David"/>
-          <w:b w:val="false"/>
-          <w:bCs w:val="false"/>
-          <w:i w:val="false"/>
-          <w:iCs w:val="false"/>
-          <w:sz w:val="24"/>
-          <w:szCs w:val="24"/>
-          <w:rtl/>
-        </w:rPr>
-        <w:t xml:space="preserve">נספח 4 לכתב התביעה אינו החלטה אלא טופס שרובו לא מולא: הפרק "נימוקים והמלצות" ריק; הפרק "החלטת הוועדה המחוזית" נושא שתי שורות בכתב יד ליד התאריך 2.9.24, ללא נימוק; השדה "מצ"ב החלטת ועדה מיום ___" ריק, ומסמך ההחלטה שאליו הוא מפנה לא הוצג; והעמוד השני של הפרוטוקול ריק.</w:t>
-      </w:r>
-    </w:p>
-    <w:p>
-      <w:pPr>
-        <w:tabs>
-          <w:tab w:val="start" w:pos="480"/>
-        </w:tabs>
-        <w:bidi/>
-        <w:spacing w:after="90" w:line="360" w:lineRule="auto"/>
-        <w:ind w:start="480" w:hanging="480"/>
-        <w:jc w:val="both"/>
-      </w:pPr>
-      <w:r>
-        <w:rPr>
-          <w:rFonts w:ascii="David" w:cs="David" w:eastAsia="David" w:hAnsi="David"/>
-          <w:b w:val="false"/>
-          <w:bCs w:val="false"/>
-          <w:i w:val="false"/>
-          <w:iCs w:val="false"/>
-          <w:sz w:val="24"/>
-          <w:szCs w:val="24"/>
-          <w:rtl/>
-        </w:rPr>
         <w:t xml:space="preserve">18.</w:t>
       </w:r>
       <w:r>
@@ -1940,7 +2018,7 @@
           <w:szCs w:val="24"/>
           <w:rtl/>
         </w:rPr>
-        <w:t xml:space="preserve">חובת ההנמקה קבועה בסעיף 2 לחוק לתיקון סדרי המינהל (החלטות והנמקות), התשי"ט-1958. החלטה הפוגעת בזכות לדיור, שאינה מנומקת ושלא קדם לה שימוע, אינה יכולה לעמוד. יצוין כי הרובריקה "למילוי ע"י סגן מנהל מרכז שרות" נושאת את התאריך 1.11.2023, בעוד שדות השם והחתימה ריקים; מועד זה מוקדם בלמעלה משלושה חודשים לפטירת הדייר החוזי.</w:t>
+        <w:t xml:space="preserve">נספח 4 לכתב התביעה אינו החלטה אלא טופס שרובו לא מולא: הפרק "נימוקים והמלצות" ריק; הפרק "החלטת הוועדה המחוזית" נושא שתי שורות בכתב יד ליד התאריך 2.9.24, ללא נימוק; השדה "מצ"ב החלטת ועדה מיום ___" ריק, ומסמך ההחלטה שאליו הוא מפנה לא הוצג; העמוד השני ריק; והרובריקה "למילוי ע"י סגן מנהל מרכז שרות" נושאת את התאריך 1.11.2023, בלא שם ובלא חתימה, קרי למעלה משלושה חודשים לפני הפטירה. חובת ההנמקה קבועה בסעיף 2 לחוק לתיקון סדרי המינהל (החלטות והנמקות), התשי"ט-1958, והחלטה הפוגעת בזכות לדיור שאינה מנומקת ושלא קדם לה שימוע אינה יכולה לעמוד.</w:t>
       </w:r>
     </w:p>
     <w:p>
@@ -1986,7 +2064,7 @@
           <w:szCs w:val="24"/>
           <w:rtl/>
         </w:rPr>
-        <w:t xml:space="preserve">בטבלת ביקורי המעגל (עמ' 42) נרשם ביחס לביקור מיום 3.7.2024 כי הדייר החוזי "גר: כן", ארבעה חודשים וחצי לאחר פטירתו; ובאותה שורה, היחידה בטבלה שנערכה לאחר הפטירה, נרשם ביחס לדייר הממשיך "גר? כן". ביחס לביקור מיום 18.12.2023 נרשם בטופס התובעת (עמ' 37): "נקבע מספר פעמים ביקור בית, הדייר אומר אני אהיה בבית, לא נצא", והרובריקה "גר/ה בגפו/ה" נותרה ריקה; חרף זאת נרשם בטבלה, ביחס לאותו מועד, כי הדייר הממשיך "לא" גר בדירה.</w:t>
+        <w:t xml:space="preserve">בטבלת ביקורי המעגל (עמ' 42) נרשם ביחס לביקור מיום 3.7.2024 כי הדייר החוזי "גר: כן", ארבעה חודשים וחצי לאחר פטירתו; ובאותה שורה, היחידה שנערכה לאחר הפטירה, נרשם ביחס לדייר הממשיך "גר? כן". וביחס לביקור מיום 18.12.2023 נרשם בטופס (עמ' 37) "נקבע מספר פעמים ביקור בית, הדייר אומר אני אהיה בבית, לא נצא", והרובריקה "גר/ה בגפו/ה" נותרה ריקה; חרף זאת נרשם בטבלה כי הדייר הממשיך "לא" גר בדירה.</w:t>
       </w:r>
     </w:p>
     <w:p>
@@ -2032,7 +2110,53 @@
           <w:szCs w:val="24"/>
           <w:rtl/>
         </w:rPr>
-        <w:t xml:space="preserve">בראש הטבלה נקבע התנאי "ביקורי מעגל לדייר הממשיך... ולא פחות מ-4 שנות מגורים רצופות", בעוד סעיף 1 לחוק זכויות הדייר בדיור הציבורי מסתפק בשלוש שנים. רשות אינה רשאית להחמיר בנוהל פנימי מעבר לקבוע בחקיקה ראשית; ומעבר לכך, הנוהל אינו מתווה דרך הוכחה כלשהי מלבד מסמכים שהתובעת עצמה עורכת ומחזיקה.</w:t>
+        <w:t xml:space="preserve">הטופס בוחן תנאי אחד בלבד: ביקורי מעגל מיום 1.8.2009 ולא פחות מארבע שנות מגורים רצופות, קרי תנאי הוראת המעבר המקנה זכות לפי נוסחו הקודם של סעיף 3. הוא אינו בוחן כלל את זכאותה העצמאית של הנתבעת לדירה ציבורית לפי הכללים, שהיא החלופה הקבועה בסעיף 3(ב) לחוק, ואשר בהתקיימה רואים את הדייר הממשיך כמי שבא בנעלי הזכאי לכל דבר ועניין. ואכן, השדות שבטופס לעניין זה, ובהם "חסר דירה" ו"מומש סיוע בשכ"ד", נותרו ריקים. ועדה שלא בחנה את החלופה השנייה לא מיצתה את שיקול דעתה. יצוין עוד כי דרך ההוכחה היחידה שהטופס מתווה היא מסמכים שהתובעת עצמה עורכת ומחזיקה.</w:t>
+      </w:r>
+    </w:p>
+    <w:p>
+      <w:pPr>
+        <w:tabs>
+          <w:tab w:val="start" w:pos="480"/>
+        </w:tabs>
+        <w:bidi/>
+        <w:spacing w:after="90" w:line="360" w:lineRule="auto"/>
+        <w:ind w:start="480" w:hanging="480"/>
+        <w:jc w:val="both"/>
+      </w:pPr>
+      <w:r>
+        <w:rPr>
+          <w:rFonts w:ascii="David" w:cs="David" w:eastAsia="David" w:hAnsi="David"/>
+          <w:b w:val="false"/>
+          <w:bCs w:val="false"/>
+          <w:i w:val="false"/>
+          <w:iCs w:val="false"/>
+          <w:sz w:val="24"/>
+          <w:szCs w:val="24"/>
+          <w:rtl/>
+        </w:rPr>
+        <w:t xml:space="preserve">21.</w:t>
+      </w:r>
+      <w:r>
+        <w:rPr>
+          <w:rFonts w:ascii="David" w:cs="David" w:eastAsia="David" w:hAnsi="David"/>
+          <w:sz w:val="24"/>
+          <w:szCs w:val="24"/>
+          <w:rtl/>
+        </w:rPr>
+        <w:tab/>
+      </w:r>
+      <w:r>
+        <w:rPr>
+          <w:rFonts w:ascii="David" w:cs="David" w:eastAsia="David" w:hAnsi="David"/>
+          <w:b w:val="false"/>
+          <w:bCs w:val="false"/>
+          <w:i w:val="false"/>
+          <w:iCs w:val="false"/>
+          <w:sz w:val="24"/>
+          <w:szCs w:val="24"/>
+          <w:rtl/>
+        </w:rPr>
+        <w:t xml:space="preserve">מעבר לכך, ההודעה שסעיף 3(א) מתנה בה את חובת הפינוי היא הודעה מאת משרד הבינוי והשיכון. ועדה פנימית של התובעת אינה משרד הבינוי והשיכון, ופרוטוקול שלא נמסר לנתבעת אינו הודעה. ממילא לא החל מניין תשעת החודשים, וממילא לא הפכה החזקת הנתבעת לשלא כדין.</w:t>
       </w:r>
     </w:p>
     <w:p>
@@ -2040,7 +2164,7 @@
         <w:keepNext/>
         <w:keepLines/>
         <w:bidi/>
-        <w:spacing w:after="140" w:before="260" w:line="360" w:lineRule="auto"/>
+        <w:spacing w:after="110" w:before="180" w:line="360" w:lineRule="auto"/>
         <w:jc w:val="start"/>
       </w:pPr>
       <w:r>
@@ -2079,74 +2203,6 @@
           <w:szCs w:val="24"/>
           <w:rtl/>
         </w:rPr>
-        <w:t xml:space="preserve">21.</w:t>
-      </w:r>
-      <w:r>
-        <w:rPr>
-          <w:rFonts w:ascii="David" w:cs="David" w:eastAsia="David" w:hAnsi="David"/>
-          <w:sz w:val="24"/>
-          <w:szCs w:val="24"/>
-          <w:rtl/>
-        </w:rPr>
-        <w:tab/>
-      </w:r>
-      <w:r>
-        <w:rPr>
-          <w:rFonts w:ascii="David" w:cs="David" w:eastAsia="David" w:hAnsi="David"/>
-          <w:b w:val="false"/>
-          <w:bCs w:val="false"/>
-          <w:i w:val="false"/>
-          <w:iCs w:val="false"/>
-          <w:sz w:val="24"/>
-          <w:szCs w:val="24"/>
-          <w:rtl/>
-        </w:rPr>
-        <w:t xml:space="preserve">מצוקת הדיור של הנתבעת מתועדת מזה למעלה מעשור. בשנת 2013 פנתה בכתב אל משרד הבינוי והשיכון בבקשה לפתרון דיור, ותיארה כי אין לה קורת גג משלה, כי היא מתגוררת בדירה שכורה בחסדי בני משפחה יחד עם שלושת ילדיה הקטנים, וכי מצבה הכלכלי קשה. הפנייה נמסרה באמצעות מרכז אלונים, מקבוצת מ.ג.ע.ר., שהוא גורם רווחה ושיקום, ואושרה בחותמתו כ"העתק נאמן למקור" ביום 28.6.2013.</w:t>
-      </w:r>
-    </w:p>
-    <w:p>
-      <w:pPr>
-        <w:keepLines/>
-        <w:bidi/>
-        <w:spacing w:after="160" w:line="360" w:lineRule="auto"/>
-        <w:ind w:start="680" w:end="200"/>
-        <w:jc w:val="both"/>
-      </w:pPr>
-      <w:r>
-        <w:rPr>
-          <w:rFonts w:ascii="David" w:cs="David" w:eastAsia="David" w:hAnsi="David"/>
-          <w:b/>
-          <w:bCs/>
-          <w:i w:val="false"/>
-          <w:iCs w:val="false"/>
-          <w:sz w:val="24"/>
-          <w:szCs w:val="24"/>
-          <w:rtl/>
-        </w:rPr>
-        <w:t xml:space="preserve">העתק מכתב הפנייה מצ"ב ומסומן כנספח ד'.</w:t>
-      </w:r>
-    </w:p>
-    <w:p>
-      <w:pPr>
-        <w:tabs>
-          <w:tab w:val="start" w:pos="480"/>
-        </w:tabs>
-        <w:bidi/>
-        <w:spacing w:after="90" w:line="360" w:lineRule="auto"/>
-        <w:ind w:start="480" w:hanging="480"/>
-        <w:jc w:val="both"/>
-      </w:pPr>
-      <w:r>
-        <w:rPr>
-          <w:rFonts w:ascii="David" w:cs="David" w:eastAsia="David" w:hAnsi="David"/>
-          <w:b w:val="false"/>
-          <w:bCs w:val="false"/>
-          <w:i w:val="false"/>
-          <w:iCs w:val="false"/>
-          <w:sz w:val="24"/>
-          <w:szCs w:val="24"/>
-          <w:rtl/>
-        </w:rPr>
         <w:t xml:space="preserve">22.</w:t>
       </w:r>
       <w:r>
@@ -2169,7 +2225,53 @@
           <w:szCs w:val="24"/>
           <w:rtl/>
         </w:rPr>
-        <w:t xml:space="preserve">אין אפוא לפני בית המשפט מי שביקשה לנצל את פטירת אביה, אלא אישה שמצוקת הדיור שלה תועדה שנים רבות קודם לכן. רשות המחליטה בעניינה חייבת לשקול את מצבה, ובנספח 4 אין ולו התייחסות אחת למצבה, לילדיה, למצבה הכלכלי או הרפואי, או לחומר הרווחה שבידי המדינה.</w:t>
+        <w:t xml:space="preserve">מצוקת הדיור של הנתבעת מתועדת מזה למעלה מעשור. בשנת 2013 פנתה בכתב אל משרד הבינוי והשיכון בבקשה לפתרון דיור, ותיארה כי אין לה קורת גג משלה, כי היא מתגוררת בדירה שכורה בחסדי בני משפחה עם שלושת ילדיה הקטנים, וכי מצבה הכלכלי קשה. הפנייה נמסרה באמצעות מרכז אלונים, מקבוצת מ.ג.ע.ר., גורם רווחה ושיקום, ואושרה בחותמתו כ"העתק נאמן למקור" ביום 28.6.2013. העתק המכתב מצ"ב ומסומן כנספח ד'.</w:t>
+      </w:r>
+    </w:p>
+    <w:p>
+      <w:pPr>
+        <w:tabs>
+          <w:tab w:val="start" w:pos="480"/>
+        </w:tabs>
+        <w:bidi/>
+        <w:spacing w:after="90" w:line="360" w:lineRule="auto"/>
+        <w:ind w:start="480" w:hanging="480"/>
+        <w:jc w:val="both"/>
+      </w:pPr>
+      <w:r>
+        <w:rPr>
+          <w:rFonts w:ascii="David" w:cs="David" w:eastAsia="David" w:hAnsi="David"/>
+          <w:b w:val="false"/>
+          <w:bCs w:val="false"/>
+          <w:i w:val="false"/>
+          <w:iCs w:val="false"/>
+          <w:sz w:val="24"/>
+          <w:szCs w:val="24"/>
+          <w:rtl/>
+        </w:rPr>
+        <w:t xml:space="preserve">23.</w:t>
+      </w:r>
+      <w:r>
+        <w:rPr>
+          <w:rFonts w:ascii="David" w:cs="David" w:eastAsia="David" w:hAnsi="David"/>
+          <w:sz w:val="24"/>
+          <w:szCs w:val="24"/>
+          <w:rtl/>
+        </w:rPr>
+        <w:tab/>
+      </w:r>
+      <w:r>
+        <w:rPr>
+          <w:rFonts w:ascii="David" w:cs="David" w:eastAsia="David" w:hAnsi="David"/>
+          <w:b w:val="false"/>
+          <w:bCs w:val="false"/>
+          <w:i w:val="false"/>
+          <w:iCs w:val="false"/>
+          <w:sz w:val="24"/>
+          <w:szCs w:val="24"/>
+          <w:rtl/>
+        </w:rPr>
+        <w:t xml:space="preserve">אין אפוא לפני בית המשפט מי שביקשה לנצל את פטירת אביה, אלא אישה שמצוקת הדיור שלה תועדה שנים רבות קודם לכן. לחומר זה משקל משפטי ישיר: הוא נוגע לזכאותה העצמאית של הנתבעת לדירה ציבורית לפי הכללים, שהיא כאמור החלופה שבסעיף 3(ב) לחוק. בנספח 4 אין ולו התייחסות אחת למצבה, לילדיה, למצבה הכלכלי או הרפואי, או לחומר הרווחה שבידי המדינה.</w:t>
       </w:r>
     </w:p>
     <w:p>
@@ -2177,7 +2279,7 @@
         <w:keepNext/>
         <w:keepLines/>
         <w:bidi/>
-        <w:spacing w:after="140" w:before="260" w:line="360" w:lineRule="auto"/>
+        <w:spacing w:after="110" w:before="180" w:line="360" w:lineRule="auto"/>
         <w:jc w:val="start"/>
       </w:pPr>
       <w:r>
@@ -2216,7 +2318,7 @@
           <w:szCs w:val="24"/>
           <w:rtl/>
         </w:rPr>
-        <w:t xml:space="preserve">23.</w:t>
+        <w:t xml:space="preserve">24.</w:t>
       </w:r>
       <w:r>
         <w:rPr>
@@ -2262,52 +2364,6 @@
           <w:szCs w:val="24"/>
           <w:rtl/>
         </w:rPr>
-        <w:t xml:space="preserve">24.</w:t>
-      </w:r>
-      <w:r>
-        <w:rPr>
-          <w:rFonts w:ascii="David" w:cs="David" w:eastAsia="David" w:hAnsi="David"/>
-          <w:sz w:val="24"/>
-          <w:szCs w:val="24"/>
-          <w:rtl/>
-        </w:rPr>
-        <w:tab/>
-      </w:r>
-      <w:r>
-        <w:rPr>
-          <w:rFonts w:ascii="David" w:cs="David" w:eastAsia="David" w:hAnsi="David"/>
-          <w:b w:val="false"/>
-          <w:bCs w:val="false"/>
-          <w:i w:val="false"/>
-          <w:iCs w:val="false"/>
-          <w:sz w:val="24"/>
-          <w:szCs w:val="24"/>
-          <w:rtl/>
-        </w:rPr>
-        <w:t xml:space="preserve">הטוען לדמי שימוש ראויים נדרש להוכיח את שוויים, ולא צורפה חוות דעת, נתון השוואתי או אסמכתה חיצונית כלשהי. הכרטסת אינה ראיה לשווי שוק אלא רישום פנימי, ודי בכך שאותה תקופה נרשמה תחילה כשכר דירה (קוד 101) והומרה בדיעבד לדמי שימוש ראויים (קוד 103).</w:t>
-      </w:r>
-    </w:p>
-    <w:p>
-      <w:pPr>
-        <w:tabs>
-          <w:tab w:val="start" w:pos="480"/>
-        </w:tabs>
-        <w:bidi/>
-        <w:spacing w:after="90" w:line="360" w:lineRule="auto"/>
-        <w:ind w:start="480" w:hanging="480"/>
-        <w:jc w:val="both"/>
-      </w:pPr>
-      <w:r>
-        <w:rPr>
-          <w:rFonts w:ascii="David" w:cs="David" w:eastAsia="David" w:hAnsi="David"/>
-          <w:b w:val="false"/>
-          <w:bCs w:val="false"/>
-          <w:i w:val="false"/>
-          <w:iCs w:val="false"/>
-          <w:sz w:val="24"/>
-          <w:szCs w:val="24"/>
-          <w:rtl/>
-        </w:rPr>
         <w:t xml:space="preserve">25.</w:t>
       </w:r>
       <w:r>
@@ -2330,7 +2386,53 @@
           <w:szCs w:val="24"/>
           <w:rtl/>
         </w:rPr>
-        <w:t xml:space="preserve">את הריבית וההצמדה גובה התובעת מכוח הוראות חוזה השכירות (סעיף 5(ה) לנספח 1), ובה בעת טוענת כי לא מתקיימים בינה לבין הנתבעת יחסים חוזיים. ואשר לעתירה לחיוב עד למועד פסק הדין, בטענה כי נמנע ממנה להשכיר את הדירה לזכאי אחר: תביעת סילוק היד הוגשה בחודש יוני 2026, בחלוף למעלה משנתיים וארבעה חודשים מן הפטירה, ולאורך כל אותה תקופה הוסיפה התובעת לשלוח שוברים ולגבות תשלומים מן הנתבעת.</w:t>
+        <w:t xml:space="preserve">הטוען לדמי שימוש ראויים נדרש להוכיח את שוויים, ולא צורפה חוות דעת, נתון השוואתי או אסמכתה חיצונית כלשהי. הכרטסת אינה ראיה לשווי שוק אלא רישום פנימי, ודי בכך שאותה תקופה נרשמה תחילה כשכר דירה (קוד 101) והומרה בדיעבד לדמי שימוש ראויים (קוד 103). את הריבית וההצמדה גובה התובעת מכוח חוזה השכירות (סעיף 5(ה) לנספח 1), ובה בעת טוענת כי אין בינה לבין הנתבעת יחסים חוזיים.</w:t>
+      </w:r>
+    </w:p>
+    <w:p>
+      <w:pPr>
+        <w:tabs>
+          <w:tab w:val="start" w:pos="480"/>
+        </w:tabs>
+        <w:bidi/>
+        <w:spacing w:after="90" w:line="360" w:lineRule="auto"/>
+        <w:ind w:start="480" w:hanging="480"/>
+        <w:jc w:val="both"/>
+      </w:pPr>
+      <w:r>
+        <w:rPr>
+          <w:rFonts w:ascii="David" w:cs="David" w:eastAsia="David" w:hAnsi="David"/>
+          <w:b w:val="false"/>
+          <w:bCs w:val="false"/>
+          <w:i w:val="false"/>
+          <w:iCs w:val="false"/>
+          <w:sz w:val="24"/>
+          <w:szCs w:val="24"/>
+          <w:rtl/>
+        </w:rPr>
+        <w:t xml:space="preserve">26.</w:t>
+      </w:r>
+      <w:r>
+        <w:rPr>
+          <w:rFonts w:ascii="David" w:cs="David" w:eastAsia="David" w:hAnsi="David"/>
+          <w:sz w:val="24"/>
+          <w:szCs w:val="24"/>
+          <w:rtl/>
+        </w:rPr>
+        <w:tab/>
+      </w:r>
+      <w:r>
+        <w:rPr>
+          <w:rFonts w:ascii="David" w:cs="David" w:eastAsia="David" w:hAnsi="David"/>
+          <w:b w:val="false"/>
+          <w:bCs w:val="false"/>
+          <w:i w:val="false"/>
+          <w:iCs w:val="false"/>
+          <w:sz w:val="24"/>
+          <w:szCs w:val="24"/>
+          <w:rtl/>
+        </w:rPr>
+        <w:t xml:space="preserve">ואשר לעתירה לחיוב עד למועד פסק הדין, בטענה כי נמנע מן התובעת להשכיר את הדירה לזכאי אחר: תביעת סילוק היד הוגשה רק ביוני 2026, בחלוף למעלה משנתיים וארבעה חודשים מן הפטירה, ולאורך כל אותה תקופה הוסיפה התובעת לשלוח שוברים ולגבות תשלומים.</w:t>
       </w:r>
     </w:p>
     <w:p>
@@ -2338,7 +2440,7 @@
         <w:keepNext/>
         <w:keepLines/>
         <w:bidi/>
-        <w:spacing w:after="140" w:before="260" w:line="360" w:lineRule="auto"/>
+        <w:spacing w:after="110" w:before="180" w:line="360" w:lineRule="auto"/>
         <w:jc w:val="start"/>
       </w:pPr>
       <w:r>
@@ -2377,7 +2479,7 @@
           <w:szCs w:val="24"/>
           <w:rtl/>
         </w:rPr>
-        <w:t xml:space="preserve">26.</w:t>
+        <w:t xml:space="preserve">27.</w:t>
       </w:r>
       <w:r>
         <w:rPr>
@@ -2423,52 +2525,6 @@
           <w:szCs w:val="24"/>
           <w:rtl/>
         </w:rPr>
-        <w:t xml:space="preserve">27.</w:t>
-      </w:r>
-      <w:r>
-        <w:rPr>
-          <w:rFonts w:ascii="David" w:cs="David" w:eastAsia="David" w:hAnsi="David"/>
-          <w:sz w:val="24"/>
-          <w:szCs w:val="24"/>
-          <w:rtl/>
-        </w:rPr>
-        <w:tab/>
-      </w:r>
-      <w:r>
-        <w:rPr>
-          <w:rFonts w:ascii="David" w:cs="David" w:eastAsia="David" w:hAnsi="David"/>
-          <w:b w:val="false"/>
-          <w:bCs w:val="false"/>
-          <w:i w:val="false"/>
-          <w:iCs w:val="false"/>
-          <w:sz w:val="24"/>
-          <w:szCs w:val="24"/>
-          <w:rtl/>
-        </w:rPr>
-        <w:t xml:space="preserve">הנטען בסעיפים 2, 8, 9, 15 ו-16 מוכחש. הנתבעת לא פלשה לדירה ואינה מחזיקה בה שלא כדין; היא בתו של הדייר החוזי והתגוררה עמו, כמפורט בפרק א'. לא נשלחו אליה התראות, ולא צורפה ולו אחת. הצהרות המנוח בדבר מגורים בגפו נוסחו בידי התובעת והוחתמו בנסיבות המפורטות בפרק א', ואין בהן כדי לחרוץ את זכותה של בתו.</w:t>
-      </w:r>
-    </w:p>
-    <w:p>
-      <w:pPr>
-        <w:tabs>
-          <w:tab w:val="start" w:pos="480"/>
-        </w:tabs>
-        <w:bidi/>
-        <w:spacing w:after="90" w:line="360" w:lineRule="auto"/>
-        <w:ind w:start="480" w:hanging="480"/>
-        <w:jc w:val="both"/>
-      </w:pPr>
-      <w:r>
-        <w:rPr>
-          <w:rFonts w:ascii="David" w:cs="David" w:eastAsia="David" w:hAnsi="David"/>
-          <w:b w:val="false"/>
-          <w:bCs w:val="false"/>
-          <w:i w:val="false"/>
-          <w:iCs w:val="false"/>
-          <w:sz w:val="24"/>
-          <w:szCs w:val="24"/>
-          <w:rtl/>
-        </w:rPr>
         <w:t xml:space="preserve">28.</w:t>
       </w:r>
       <w:r>
@@ -2491,7 +2547,53 @@
           <w:szCs w:val="24"/>
           <w:rtl/>
         </w:rPr>
-        <w:t xml:space="preserve">הנטען בסעיפים 3, 4, 10, 11, 12, 18, 19, 21, 22 ו-23 מוכחש, מן הטעמים המפורטים בפרקים ב' עד ה'. אשר לסעיף 20, הנתבעת מאמצת את האסמכתאות שהתובעת הביאה: הדיור הציבורי נועד למי שידה אינה משגת לשאת בעלות מגורים בשוק הפרטי, ותכלית זו מכוונת אל הנתבעת.</w:t>
+        <w:t xml:space="preserve">הנטען בסעיפים 2, 8, 9, 15 ו-16 מוכחש. הנתבעת לא פלשה לדירה ואינה מחזיקה בה שלא כדין; היא בתו של הדייר החוזי והתגוררה עמו, כמפורט בפרק א'. לא נשלחו אליה התראות ולא צורפה ולו אחת, והצהרות המנוח בדבר מגורים בגפו נוסחו בידי התובעת ואין בהן כדי לחרוץ את זכותה של בתו.</w:t>
+      </w:r>
+    </w:p>
+    <w:p>
+      <w:pPr>
+        <w:tabs>
+          <w:tab w:val="start" w:pos="480"/>
+        </w:tabs>
+        <w:bidi/>
+        <w:spacing w:after="90" w:line="360" w:lineRule="auto"/>
+        <w:ind w:start="480" w:hanging="480"/>
+        <w:jc w:val="both"/>
+      </w:pPr>
+      <w:r>
+        <w:rPr>
+          <w:rFonts w:ascii="David" w:cs="David" w:eastAsia="David" w:hAnsi="David"/>
+          <w:b w:val="false"/>
+          <w:bCs w:val="false"/>
+          <w:i w:val="false"/>
+          <w:iCs w:val="false"/>
+          <w:sz w:val="24"/>
+          <w:szCs w:val="24"/>
+          <w:rtl/>
+        </w:rPr>
+        <w:t xml:space="preserve">29.</w:t>
+      </w:r>
+      <w:r>
+        <w:rPr>
+          <w:rFonts w:ascii="David" w:cs="David" w:eastAsia="David" w:hAnsi="David"/>
+          <w:sz w:val="24"/>
+          <w:szCs w:val="24"/>
+          <w:rtl/>
+        </w:rPr>
+        <w:tab/>
+      </w:r>
+      <w:r>
+        <w:rPr>
+          <w:rFonts w:ascii="David" w:cs="David" w:eastAsia="David" w:hAnsi="David"/>
+          <w:b w:val="false"/>
+          <w:bCs w:val="false"/>
+          <w:i w:val="false"/>
+          <w:iCs w:val="false"/>
+          <w:sz w:val="24"/>
+          <w:szCs w:val="24"/>
+          <w:rtl/>
+        </w:rPr>
+        <w:t xml:space="preserve">הנטען בסעיפים 3, 4, 10, 11, 12, 18, 19, 21, 22 ו-23 מוכחש, מן הטעמים שבפרקים ב' עד ה'. אשר לסעיף 20, הנתבעת מאמצת את האסמכתאות שהתובעת הביאה: הדיור הציבורי נועד למי שידה אינה משגת לשאת בעלות מגורים בשוק הפרטי, ותכלית זו מכוונת אליה.</w:t>
       </w:r>
     </w:p>
     <w:p>
@@ -2499,7 +2601,7 @@
         <w:keepNext/>
         <w:keepLines/>
         <w:bidi/>
-        <w:spacing w:after="140" w:before="260" w:line="360" w:lineRule="auto"/>
+        <w:spacing w:after="110" w:before="180" w:line="360" w:lineRule="auto"/>
         <w:jc w:val="start"/>
       </w:pPr>
       <w:r>
@@ -2538,29 +2640,29 @@
           <w:szCs w:val="24"/>
           <w:rtl/>
         </w:rPr>
-        <w:t xml:space="preserve">29.</w:t>
-      </w:r>
-      <w:r>
-        <w:rPr>
-          <w:rFonts w:ascii="David" w:cs="David" w:eastAsia="David" w:hAnsi="David"/>
-          <w:sz w:val="24"/>
-          <w:szCs w:val="24"/>
-          <w:rtl/>
-        </w:rPr>
-        <w:tab/>
-      </w:r>
-      <w:r>
-        <w:rPr>
-          <w:rFonts w:ascii="David" w:cs="David" w:eastAsia="David" w:hAnsi="David"/>
-          <w:b w:val="false"/>
-          <w:bCs w:val="false"/>
-          <w:i w:val="false"/>
-          <w:iCs w:val="false"/>
-          <w:sz w:val="24"/>
-          <w:szCs w:val="24"/>
-          <w:rtl/>
-        </w:rPr>
-        <w:t xml:space="preserve">לאור כל האמור מתבקש בית המשפט הנכבד לדחות את התביעה; לחלופין, למוחקה מחמת פיצול סעדים או להורות על איחוד הדיון עם ת"א 12718-06-26; לחלופי חלופין, לפטור את הנתבעת מהשבה לפי סעיף 2 לחוק עשיית עושר ולא במשפט, התשל"ט-1979, או להעמיד את החיוב על דמי השכירות המסובסדים שקבעה התובעת עצמה, בניכוי התשלומים ששולמו. כן מתבקש לחייב את התובעת בהוצאות ובשכר טרחת עורך דין.</w:t>
+        <w:t xml:space="preserve">30.</w:t>
+      </w:r>
+      <w:r>
+        <w:rPr>
+          <w:rFonts w:ascii="David" w:cs="David" w:eastAsia="David" w:hAnsi="David"/>
+          <w:sz w:val="24"/>
+          <w:szCs w:val="24"/>
+          <w:rtl/>
+        </w:rPr>
+        <w:tab/>
+      </w:r>
+      <w:r>
+        <w:rPr>
+          <w:rFonts w:ascii="David" w:cs="David" w:eastAsia="David" w:hAnsi="David"/>
+          <w:b w:val="false"/>
+          <w:bCs w:val="false"/>
+          <w:i w:val="false"/>
+          <w:iCs w:val="false"/>
+          <w:sz w:val="24"/>
+          <w:szCs w:val="24"/>
+          <w:rtl/>
+        </w:rPr>
+        <w:t xml:space="preserve">לאור כל האמור מתבקש בית המשפט הנכבד לדחות את התביעה; לחלופין, למוחקה מחמת פיצול סעדים או להורות על איחוד הדיון עם ת"א 12718-06-26; לחלופין, לקבוע כי לא קמה עילה לדמי שימוש ראויים כל עוד לא נמסרה הודעת משרד הבינוי והשיכון לפי סעיף 3(א) לחוק ולא חלפו תשעה חודשים ממסירתה; ולחלופי חלופין, לפטור את הנתבעת מהשבה לפי סעיף 2 לחוק עשיית עושר ולא במשפט, התשל"ט-1979, או להעמיד את החיוב על דמי השכירות המסובסדים שקבעה התובעת, בניכוי התשלומים ששולמו. כן מתבקש לחייב את התובעת בהוצאות ובשכר טרחת עו"ד.</w:t>
       </w:r>
     </w:p>
     <w:p>
@@ -2568,7 +2670,7 @@
         <w:keepNext/>
         <w:keepLines/>
         <w:bidi/>
-        <w:spacing w:after="140" w:before="260" w:line="360" w:lineRule="auto"/>
+        <w:spacing w:after="110" w:before="180" w:line="360" w:lineRule="auto"/>
         <w:jc w:val="start"/>
       </w:pPr>
       <w:r>
@@ -2589,127 +2691,164 @@
     <w:p>
       <w:pPr>
         <w:bidi/>
-        <w:spacing w:after="20" w:line="360" w:lineRule="auto"/>
-        <w:ind w:start="480"/>
-        <w:jc w:val="both"/>
-      </w:pPr>
-      <w:r>
-        <w:rPr>
-          <w:rFonts w:ascii="David" w:cs="David" w:eastAsia="David" w:hAnsi="David"/>
-          <w:b w:val="false"/>
-          <w:bCs w:val="false"/>
-          <w:i w:val="false"/>
-          <w:iCs w:val="false"/>
-          <w:sz w:val="24"/>
-          <w:szCs w:val="24"/>
-          <w:rtl/>
-        </w:rPr>
-        <w:t xml:space="preserve">נספח א' - קבלת עמידר 9007915735 מיום 23.7.2024, שכ"ד 02-07/2024, 1,355.71 ₪.</w:t>
-      </w:r>
-    </w:p>
-    <w:p>
-      <w:pPr>
-        <w:bidi/>
-        <w:spacing w:after="20" w:line="360" w:lineRule="auto"/>
-        <w:ind w:start="480"/>
-        <w:jc w:val="both"/>
-      </w:pPr>
-      <w:r>
-        <w:rPr>
-          <w:rFonts w:ascii="David" w:cs="David" w:eastAsia="David" w:hAnsi="David"/>
-          <w:b w:val="false"/>
-          <w:bCs w:val="false"/>
-          <w:i w:val="false"/>
-          <w:iCs w:val="false"/>
-          <w:sz w:val="24"/>
-          <w:szCs w:val="24"/>
-          <w:rtl/>
-        </w:rPr>
-        <w:t xml:space="preserve">נספח ב' - שובר עמידר 9007925756 מיום 17.9.2024, דמי שימוש ראויים, 21,730.81 ₪.</w:t>
-      </w:r>
-    </w:p>
-    <w:p>
-      <w:pPr>
-        <w:bidi/>
-        <w:spacing w:after="20" w:line="360" w:lineRule="auto"/>
-        <w:ind w:start="480"/>
-        <w:jc w:val="both"/>
-      </w:pPr>
-      <w:r>
-        <w:rPr>
-          <w:rFonts w:ascii="David" w:cs="David" w:eastAsia="David" w:hAnsi="David"/>
-          <w:b w:val="false"/>
-          <w:bCs w:val="false"/>
-          <w:i w:val="false"/>
-          <w:iCs w:val="false"/>
-          <w:sz w:val="24"/>
-          <w:szCs w:val="24"/>
-          <w:rtl/>
-        </w:rPr>
-        <w:t xml:space="preserve">נספח ג' - אישור בנק יהב מיום 27.3.2025, תשלום 2,911.01 ₪ לעמידר.</w:t>
-      </w:r>
-    </w:p>
-    <w:p>
-      <w:pPr>
-        <w:bidi/>
-        <w:spacing w:after="20" w:line="360" w:lineRule="auto"/>
-        <w:ind w:start="480"/>
-        <w:jc w:val="both"/>
-      </w:pPr>
-      <w:r>
-        <w:rPr>
-          <w:rFonts w:ascii="David" w:cs="David" w:eastAsia="David" w:hAnsi="David"/>
-          <w:b w:val="false"/>
-          <w:bCs w:val="false"/>
-          <w:i w:val="false"/>
-          <w:iCs w:val="false"/>
-          <w:sz w:val="24"/>
-          <w:szCs w:val="24"/>
-          <w:rtl/>
-        </w:rPr>
-        <w:t xml:space="preserve">נספח ד' - מכתב הנתבעת למשרד השיכון, בחותמת מרכז אלונים מיום 28.6.2013.</w:t>
-      </w:r>
-    </w:p>
-    <w:p>
-      <w:pPr>
-        <w:bidi/>
-        <w:spacing w:after="20" w:line="360" w:lineRule="auto"/>
-        <w:ind w:start="480"/>
-        <w:jc w:val="both"/>
-      </w:pPr>
-      <w:r>
-        <w:rPr>
-          <w:rFonts w:ascii="David" w:cs="David" w:eastAsia="David" w:hAnsi="David"/>
-          <w:b w:val="false"/>
-          <w:bCs w:val="false"/>
-          <w:i w:val="false"/>
-          <w:iCs w:val="false"/>
-          <w:sz w:val="24"/>
-          <w:szCs w:val="24"/>
-          <w:rtl/>
-        </w:rPr>
-        <w:t xml:space="preserve">נספח ה' - בקשת הנתבעת להכרה כדיירת ממשיכה.</w:t>
-      </w:r>
-    </w:p>
-    <w:p>
-      <w:pPr>
-        <w:bidi/>
-        <w:spacing w:after="20" w:line="360" w:lineRule="auto"/>
-        <w:ind w:start="480"/>
-        <w:jc w:val="both"/>
-      </w:pPr>
-      <w:r>
-        <w:rPr>
-          <w:rFonts w:ascii="David" w:cs="David" w:eastAsia="David" w:hAnsi="David"/>
-          <w:b w:val="false"/>
-          <w:bCs w:val="false"/>
-          <w:i w:val="false"/>
-          <w:iCs w:val="false"/>
-          <w:sz w:val="24"/>
-          <w:szCs w:val="24"/>
-          <w:rtl/>
-        </w:rPr>
-        <w:t xml:space="preserve">נספח ו' - ייפוי כוח.</w:t>
+        <w:spacing w:after="120" w:before="0" w:line="360" w:lineRule="auto"/>
+        <w:jc w:val="both"/>
+      </w:pPr>
+      <w:r>
+        <w:rPr>
+          <w:rFonts w:ascii="David" w:cs="David" w:eastAsia="David" w:hAnsi="David"/>
+          <w:b/>
+          <w:bCs/>
+          <w:i w:val="false"/>
+          <w:iCs w:val="false"/>
+          <w:sz w:val="24"/>
+          <w:szCs w:val="24"/>
+          <w:rtl/>
+        </w:rPr>
+        <w:t xml:space="preserve">נספח א'</w:t>
+      </w:r>
+      <w:r>
+        <w:rPr>
+          <w:rFonts w:ascii="David" w:cs="David" w:eastAsia="David" w:hAnsi="David"/>
+          <w:b w:val="false"/>
+          <w:bCs w:val="false"/>
+          <w:i w:val="false"/>
+          <w:iCs w:val="false"/>
+          <w:sz w:val="24"/>
+          <w:szCs w:val="24"/>
+          <w:rtl/>
+        </w:rPr>
+        <w:t xml:space="preserve"> - קבלת עמידר 9007915735 מיום 23.7.2024, שכ"ד 02-07/2024, 1,355.71 ₪. </w:t>
+      </w:r>
+      <w:r>
+        <w:rPr>
+          <w:rFonts w:ascii="David" w:cs="David" w:eastAsia="David" w:hAnsi="David"/>
+          <w:b/>
+          <w:bCs/>
+          <w:i w:val="false"/>
+          <w:iCs w:val="false"/>
+          <w:sz w:val="24"/>
+          <w:szCs w:val="24"/>
+          <w:rtl/>
+        </w:rPr>
+        <w:t xml:space="preserve">נספח ב'</w:t>
+      </w:r>
+      <w:r>
+        <w:rPr>
+          <w:rFonts w:ascii="David" w:cs="David" w:eastAsia="David" w:hAnsi="David"/>
+          <w:b w:val="false"/>
+          <w:bCs w:val="false"/>
+          <w:i w:val="false"/>
+          <w:iCs w:val="false"/>
+          <w:sz w:val="24"/>
+          <w:szCs w:val="24"/>
+          <w:rtl/>
+        </w:rPr>
+        <w:t xml:space="preserve"> - שובר עמידר 9007925756 מיום 17.9.2024, דמי שימוש ראויים, 21,730.81 ₪. </w:t>
+      </w:r>
+      <w:r>
+        <w:rPr>
+          <w:rFonts w:ascii="David" w:cs="David" w:eastAsia="David" w:hAnsi="David"/>
+          <w:b/>
+          <w:bCs/>
+          <w:i w:val="false"/>
+          <w:iCs w:val="false"/>
+          <w:sz w:val="24"/>
+          <w:szCs w:val="24"/>
+          <w:rtl/>
+        </w:rPr>
+        <w:t xml:space="preserve">נספח ג'</w:t>
+      </w:r>
+      <w:r>
+        <w:rPr>
+          <w:rFonts w:ascii="David" w:cs="David" w:eastAsia="David" w:hAnsi="David"/>
+          <w:b w:val="false"/>
+          <w:bCs w:val="false"/>
+          <w:i w:val="false"/>
+          <w:iCs w:val="false"/>
+          <w:sz w:val="24"/>
+          <w:szCs w:val="24"/>
+          <w:rtl/>
+        </w:rPr>
+        <w:t xml:space="preserve"> - אישור בנק יהב מיום 27.3.2025, תשלום 2,911.01 ₪ לעמידר. </w:t>
+      </w:r>
+      <w:r>
+        <w:rPr>
+          <w:rFonts w:ascii="David" w:cs="David" w:eastAsia="David" w:hAnsi="David"/>
+          <w:b/>
+          <w:bCs/>
+          <w:i w:val="false"/>
+          <w:iCs w:val="false"/>
+          <w:sz w:val="24"/>
+          <w:szCs w:val="24"/>
+          <w:rtl/>
+        </w:rPr>
+        <w:t xml:space="preserve">נספח ד'</w:t>
+      </w:r>
+      <w:r>
+        <w:rPr>
+          <w:rFonts w:ascii="David" w:cs="David" w:eastAsia="David" w:hAnsi="David"/>
+          <w:b w:val="false"/>
+          <w:bCs w:val="false"/>
+          <w:i w:val="false"/>
+          <w:iCs w:val="false"/>
+          <w:sz w:val="24"/>
+          <w:szCs w:val="24"/>
+          <w:rtl/>
+        </w:rPr>
+        <w:t xml:space="preserve"> - מכתב הנתבעת למשרד השיכון, בחותמת מרכז אלונים מיום 28.6.2013. </w:t>
+      </w:r>
+      <w:r>
+        <w:rPr>
+          <w:rFonts w:ascii="David" w:cs="David" w:eastAsia="David" w:hAnsi="David"/>
+          <w:b/>
+          <w:bCs/>
+          <w:i w:val="false"/>
+          <w:iCs w:val="false"/>
+          <w:sz w:val="24"/>
+          <w:szCs w:val="24"/>
+          <w:rtl/>
+        </w:rPr>
+        <w:t xml:space="preserve">נספח ה'</w:t>
+      </w:r>
+      <w:r>
+        <w:rPr>
+          <w:rFonts w:ascii="David" w:cs="David" w:eastAsia="David" w:hAnsi="David"/>
+          <w:b w:val="false"/>
+          <w:bCs w:val="false"/>
+          <w:i w:val="false"/>
+          <w:iCs w:val="false"/>
+          <w:sz w:val="24"/>
+          <w:szCs w:val="24"/>
+          <w:rtl/>
+        </w:rPr>
+        <w:t xml:space="preserve"> - בקשת הנתבעת להכרה כדיירת ממשיכה. </w:t>
+      </w:r>
+      <w:r>
+        <w:rPr>
+          <w:rFonts w:ascii="David" w:cs="David" w:eastAsia="David" w:hAnsi="David"/>
+          <w:b/>
+          <w:bCs/>
+          <w:i w:val="false"/>
+          <w:iCs w:val="false"/>
+          <w:sz w:val="24"/>
+          <w:szCs w:val="24"/>
+          <w:rtl/>
+        </w:rPr>
+        <w:t xml:space="preserve">נספח ו'</w:t>
+      </w:r>
+      <w:r>
+        <w:rPr>
+          <w:rFonts w:ascii="David" w:cs="David" w:eastAsia="David" w:hAnsi="David"/>
+          <w:b w:val="false"/>
+          <w:bCs w:val="false"/>
+          <w:i w:val="false"/>
+          <w:iCs w:val="false"/>
+          <w:sz w:val="24"/>
+          <w:szCs w:val="24"/>
+          <w:rtl/>
+        </w:rPr>
+        <w:t xml:space="preserve"> - ייפוי כוח.</w:t>
       </w:r>
     </w:p>
     <w:p>
@@ -3021,6 +3160,52 @@
           <w:szCs w:val="24"/>
           <w:rtl/>
         </w:rPr>
+        <w:t xml:space="preserve">לא נמסרה לי מעולם הודעה מאת משרד הבינוי והשיכון בדבר אי-זכאותי לדירה ציבורית, ואף לא הודעה כלשהי על החלטת ועדה בענייני.</w:t>
+      </w:r>
+    </w:p>
+    <w:p>
+      <w:pPr>
+        <w:tabs>
+          <w:tab w:val="start" w:pos="480"/>
+        </w:tabs>
+        <w:bidi/>
+        <w:spacing w:after="90" w:line="360" w:lineRule="auto"/>
+        <w:ind w:start="480" w:hanging="480"/>
+        <w:jc w:val="both"/>
+      </w:pPr>
+      <w:r>
+        <w:rPr>
+          <w:rFonts w:ascii="David" w:cs="David" w:eastAsia="David" w:hAnsi="David"/>
+          <w:b w:val="false"/>
+          <w:bCs w:val="false"/>
+          <w:i w:val="false"/>
+          <w:iCs w:val="false"/>
+          <w:sz w:val="24"/>
+          <w:szCs w:val="24"/>
+          <w:rtl/>
+        </w:rPr>
+        <w:t xml:space="preserve">5.</w:t>
+      </w:r>
+      <w:r>
+        <w:rPr>
+          <w:rFonts w:ascii="David" w:cs="David" w:eastAsia="David" w:hAnsi="David"/>
+          <w:sz w:val="24"/>
+          <w:szCs w:val="24"/>
+          <w:rtl/>
+        </w:rPr>
+        <w:tab/>
+      </w:r>
+      <w:r>
+        <w:rPr>
+          <w:rFonts w:ascii="David" w:cs="David" w:eastAsia="David" w:hAnsi="David"/>
+          <w:b w:val="false"/>
+          <w:bCs w:val="false"/>
+          <w:i w:val="false"/>
+          <w:iCs w:val="false"/>
+          <w:sz w:val="24"/>
+          <w:szCs w:val="24"/>
+          <w:rtl/>
+        </w:rPr>
         <w:t xml:space="preserve">רשימת המסמכים הנוגעים לעניין הנדון, המצויים או שהיו מצויים ברשותי או בשליטתי ואשר איתרתי לאחר חקירה ודרישה, היא נספחים א' עד ה' כמפורט ברשימת הנספחים שבכתב ההגנה.</w:t>
       </w:r>
     </w:p>
@@ -3045,7 +3230,7 @@
           <w:szCs w:val="24"/>
           <w:rtl/>
         </w:rPr>
-        <w:t xml:space="preserve">5.</w:t>
+        <w:t xml:space="preserve">6.</w:t>
       </w:r>
       <w:r>
         <w:rPr>
@@ -3401,7 +3586,7 @@
           <w:szCs w:val="24"/>
           <w:rtl/>
         </w:rPr>
-        <w:t xml:space="preserve">תקופת המגורים המשותפים בדירה: מועד תחילתה ומשכה, בפרק א' לכתב ההגנה ובסעיף 3 לתצהיר. הראיות התומכות: מרשם האוכלוסין, חשבונות ודברי דואר שנשלחו לכתובת הדירה, מסמכים רפואיים מתקופת מחלת האב, ותצהירי שכנים או בני משפחה. זהו היסוד העובדתי המרכזי להגדרת "דייר ממשיך".</w:t>
+        <w:t xml:space="preserve">תקופת המגורים המשותפים בדירה: מועד תחילתה ומשכה, בפרק א' לכתב ההגנה ובסעיף 3 לתצהיר. הראיות התומכות: מרשם האוכלוסין, חשבונות ודברי דואר שנשלחו לכתובת הדירה, מסמכים רפואיים מתקופת מחלת האב, ותצהירי שכנים או בני משפחה.</w:t>
       </w:r>
     </w:p>
     <w:p>
@@ -3447,6 +3632,98 @@
           <w:szCs w:val="24"/>
           <w:rtl/>
         </w:rPr>
+        <w:t xml:space="preserve">לברר מול הלקוחה שתי שאלות שהן קריטיות למסלול המשפטי: (א) האם התגוררה בדירה ביום 1.8.2009, ואם כן האם התגוררה ברציפות ארבע שנים לפחות עד לפטירת האב. אם כן, חלה עליה הוראת המעבר ונוסחו הקודם של סעיף 3, המקנה זכות להמשיך ולהתגורר. (ב) האם היא זכאית באופן עצמאי לדירה ציבורית לפי כללי משרד הבינוי והשיכון. אם כן, חל סעיף 3(ב) והיא באה בנעלי הזכאי לכל דבר ועניין. יש לתקן את פרק א' ואת התצהיר בהתאם לתשובות.</w:t>
+      </w:r>
+    </w:p>
+    <w:p>
+      <w:pPr>
+        <w:tabs>
+          <w:tab w:val="start" w:pos="480"/>
+        </w:tabs>
+        <w:bidi/>
+        <w:spacing w:after="90" w:line="360" w:lineRule="auto"/>
+        <w:ind w:start="480" w:hanging="480"/>
+        <w:jc w:val="both"/>
+      </w:pPr>
+      <w:r>
+        <w:rPr>
+          <w:rFonts w:ascii="David" w:cs="David" w:eastAsia="David" w:hAnsi="David"/>
+          <w:b w:val="false"/>
+          <w:bCs w:val="false"/>
+          <w:i w:val="false"/>
+          <w:iCs w:val="false"/>
+          <w:sz w:val="24"/>
+          <w:szCs w:val="24"/>
+          <w:rtl/>
+        </w:rPr>
+        <w:t xml:space="preserve">5.</w:t>
+      </w:r>
+      <w:r>
+        <w:rPr>
+          <w:rFonts w:ascii="David" w:cs="David" w:eastAsia="David" w:hAnsi="David"/>
+          <w:sz w:val="24"/>
+          <w:szCs w:val="24"/>
+          <w:rtl/>
+        </w:rPr>
+        <w:tab/>
+      </w:r>
+      <w:r>
+        <w:rPr>
+          <w:rFonts w:ascii="David" w:cs="David" w:eastAsia="David" w:hAnsi="David"/>
+          <w:b w:val="false"/>
+          <w:bCs w:val="false"/>
+          <w:i w:val="false"/>
+          <w:iCs w:val="false"/>
+          <w:sz w:val="24"/>
+          <w:szCs w:val="24"/>
+          <w:rtl/>
+        </w:rPr>
+        <w:t xml:space="preserve">לאמת לפני ההגשה את נוסחם המדויק של סעיף 3 לחוק ושל הוראת המעבר בחוק ההתייעלות הכלכלית (תיקוני חקיקה ליישום התכנית הכלכלית לשנים 2009 ו-2010), התשס"ט-2009, ולשקול לצרף אסמכתה מן הפסיקה העדכנית בסוגיית תנאי הוראת המעבר (ר' רע"א 1705/24 פרזות נ' אוחיון, שלא אומת כאן).</w:t>
+      </w:r>
+    </w:p>
+    <w:p>
+      <w:pPr>
+        <w:tabs>
+          <w:tab w:val="start" w:pos="480"/>
+        </w:tabs>
+        <w:bidi/>
+        <w:spacing w:after="90" w:line="360" w:lineRule="auto"/>
+        <w:ind w:start="480" w:hanging="480"/>
+        <w:jc w:val="both"/>
+      </w:pPr>
+      <w:r>
+        <w:rPr>
+          <w:rFonts w:ascii="David" w:cs="David" w:eastAsia="David" w:hAnsi="David"/>
+          <w:b w:val="false"/>
+          <w:bCs w:val="false"/>
+          <w:i w:val="false"/>
+          <w:iCs w:val="false"/>
+          <w:sz w:val="24"/>
+          <w:szCs w:val="24"/>
+          <w:rtl/>
+        </w:rPr>
+        <w:t xml:space="preserve">6.</w:t>
+      </w:r>
+      <w:r>
+        <w:rPr>
+          <w:rFonts w:ascii="David" w:cs="David" w:eastAsia="David" w:hAnsi="David"/>
+          <w:sz w:val="24"/>
+          <w:szCs w:val="24"/>
+          <w:rtl/>
+        </w:rPr>
+        <w:tab/>
+      </w:r>
+      <w:r>
+        <w:rPr>
+          <w:rFonts w:ascii="David" w:cs="David" w:eastAsia="David" w:hAnsi="David"/>
+          <w:b w:val="false"/>
+          <w:bCs w:val="false"/>
+          <w:i w:val="false"/>
+          <w:iCs w:val="false"/>
+          <w:sz w:val="24"/>
+          <w:szCs w:val="24"/>
+          <w:rtl/>
+        </w:rPr>
         <w:t xml:space="preserve">זהות הבת שנכחה בביקור מיום 3.7.2024. השם שנרשם בטופס התובעת אינו תואם במדויק את שם הנתבעת. יש לברר אם מדובר בנתבעת ששמה נרשם בשגגה או באחותה, ולהוסיף משפט מבהיר בפרק ב'.</w:t>
       </w:r>
     </w:p>
@@ -3471,7 +3748,7 @@
           <w:szCs w:val="24"/>
           <w:rtl/>
         </w:rPr>
-        <w:t xml:space="preserve">5.</w:t>
+        <w:t xml:space="preserve">7.</w:t>
       </w:r>
       <w:r>
         <w:rPr>
@@ -3517,7 +3794,7 @@
           <w:szCs w:val="24"/>
           <w:rtl/>
         </w:rPr>
-        <w:t xml:space="preserve">6.</w:t>
+        <w:t xml:space="preserve">8.</w:t>
       </w:r>
       <w:r>
         <w:rPr>
@@ -3563,7 +3840,7 @@
           <w:szCs w:val="24"/>
           <w:rtl/>
         </w:rPr>
-        <w:t xml:space="preserve">7.</w:t>
+        <w:t xml:space="preserve">9.</w:t>
       </w:r>
       <w:r>
         <w:rPr>
@@ -3609,7 +3886,7 @@
           <w:szCs w:val="24"/>
           <w:rtl/>
         </w:rPr>
-        <w:t xml:space="preserve">8.</w:t>
+        <w:t xml:space="preserve">10.</w:t>
       </w:r>
       <w:r>
         <w:rPr>
@@ -3655,7 +3932,7 @@
           <w:szCs w:val="24"/>
           <w:rtl/>
         </w:rPr>
-        <w:t xml:space="preserve">9.</w:t>
+        <w:t xml:space="preserve">11.</w:t>
       </w:r>
       <w:r>
         <w:rPr>
